--- a/documentation/diagrams/Team Charter 2021.docx
+++ b/documentation/diagrams/Team Charter 2021.docx
@@ -4597,31 +4597,8 @@
           <w:rFonts w:ascii="Arial" w:hAnsi="Arial" w:cs="Arial"/>
           <w:color w:val="000000" w:themeColor="text1" w:themeTint="FF" w:themeShade="FF"/>
         </w:rPr>
-        <w:t>Set up u</w:t>
-      </w:r>
-      <w:r>
-        <w:rPr>
-          <w:rFonts w:ascii="Arial" w:hAnsi="Arial" w:cs="Arial"/>
-          <w:color w:val="000000" w:themeColor="text1" w:themeTint="FF" w:themeShade="FF"/>
-        </w:rPr>
-        <w:t xml:space="preserve">nit testing </w:t>
-      </w:r>
-      <w:r>
-        <w:rPr>
-          <w:rFonts w:ascii="Arial" w:hAnsi="Arial" w:cs="Arial"/>
-          <w:color w:val="000000" w:themeColor="text1" w:themeTint="FF" w:themeShade="FF"/>
-        </w:rPr>
-        <w:t xml:space="preserve">in </w:t>
-      </w:r>
-      <w:proofErr w:type="gramStart"/>
-      <w:r>
-        <w:rPr>
-          <w:rFonts w:ascii="Arial" w:hAnsi="Arial" w:cs="Arial"/>
-          <w:color w:val="000000" w:themeColor="text1" w:themeTint="FF" w:themeShade="FF"/>
-        </w:rPr>
-        <w:t>backend</w:t>
-      </w:r>
-      <w:proofErr w:type="gramEnd"/>
+        <w:t>Basic functionality with the XR training modules (I.e. A basic burger can be made)</w:t>
+      </w:r>
     </w:p>
     <w:p>
       <w:pPr>
@@ -4632,25 +4609,29 @@
         </w:numPr>
         <w:jc w:val="both"/>
         <w:rPr>
-          <w:rFonts w:ascii="Calibri" w:hAnsi="Calibri" w:eastAsia="Calibri" w:cs="Calibri" w:asciiTheme="minorAscii" w:hAnsiTheme="minorAscii" w:eastAsiaTheme="minorAscii" w:cstheme="minorAscii"/>
-          <w:color w:val="000000" w:themeColor="text1" w:themeTint="FF" w:themeShade="FF"/>
-          <w:sz w:val="22"/>
-          <w:szCs w:val="22"/>
-        </w:rPr>
-      </w:pPr>
-      <w:r>
-        <w:rPr>
-          <w:rFonts w:ascii="Arial" w:hAnsi="Arial" w:cs="Arial"/>
-          <w:color w:val="000000" w:themeColor="text1" w:themeTint="FF" w:themeShade="FF"/>
-        </w:rPr>
-        <w:t>Accounts such as Supervisor and Employee can be created</w:t>
-      </w:r>
-      <w:r>
-        <w:rPr>
-          <w:rFonts w:ascii="Arial" w:hAnsi="Arial" w:cs="Arial"/>
-          <w:color w:val="000000" w:themeColor="text1" w:themeTint="FF" w:themeShade="FF"/>
-        </w:rPr>
-        <w:t xml:space="preserve"> on the </w:t>
+          <w:color w:val="000000" w:themeColor="text1" w:themeTint="FF" w:themeShade="FF"/>
+        </w:rPr>
+      </w:pPr>
+      <w:r>
+        <w:rPr>
+          <w:rFonts w:ascii="Arial" w:hAnsi="Arial" w:cs="Arial"/>
+          <w:color w:val="000000" w:themeColor="text1" w:themeTint="FF" w:themeShade="FF"/>
+        </w:rPr>
+        <w:t>Set up u</w:t>
+      </w:r>
+      <w:r>
+        <w:rPr>
+          <w:rFonts w:ascii="Arial" w:hAnsi="Arial" w:cs="Arial"/>
+          <w:color w:val="000000" w:themeColor="text1" w:themeTint="FF" w:themeShade="FF"/>
+        </w:rPr>
+        <w:t xml:space="preserve">nit testing </w:t>
+      </w:r>
+      <w:r>
+        <w:rPr>
+          <w:rFonts w:ascii="Arial" w:hAnsi="Arial" w:cs="Arial"/>
+          <w:color w:val="000000" w:themeColor="text1" w:themeTint="FF" w:themeShade="FF"/>
+        </w:rPr>
+        <w:t xml:space="preserve">in </w:t>
       </w:r>
       <w:proofErr w:type="gramStart"/>
       <w:r>
@@ -4658,7 +4639,7 @@
           <w:rFonts w:ascii="Arial" w:hAnsi="Arial" w:cs="Arial"/>
           <w:color w:val="000000" w:themeColor="text1" w:themeTint="FF" w:themeShade="FF"/>
         </w:rPr>
-        <w:t>webapp</w:t>
+        <w:t>backend</w:t>
       </w:r>
       <w:proofErr w:type="gramEnd"/>
     </w:p>
@@ -4671,6 +4652,7 @@
         </w:numPr>
         <w:jc w:val="both"/>
         <w:rPr>
+          <w:rFonts w:ascii="Calibri" w:hAnsi="Calibri" w:eastAsia="Calibri" w:cs="Calibri" w:asciiTheme="minorAscii" w:hAnsiTheme="minorAscii" w:eastAsiaTheme="minorAscii" w:cstheme="minorAscii"/>
           <w:color w:val="000000" w:themeColor="text1" w:themeTint="FF" w:themeShade="FF"/>
           <w:sz w:val="22"/>
           <w:szCs w:val="22"/>
@@ -4681,43 +4663,24 @@
           <w:rFonts w:ascii="Arial" w:hAnsi="Arial" w:cs="Arial"/>
           <w:color w:val="000000" w:themeColor="text1" w:themeTint="FF" w:themeShade="FF"/>
         </w:rPr>
-        <w:t>Task, Recipe</w:t>
-      </w:r>
-      <w:r>
-        <w:rPr>
-          <w:rFonts w:ascii="Arial" w:hAnsi="Arial" w:cs="Arial"/>
-          <w:color w:val="000000" w:themeColor="text1" w:themeTint="FF" w:themeShade="FF"/>
-        </w:rPr>
-        <w:t xml:space="preserve"> and </w:t>
-      </w:r>
-      <w:r>
-        <w:rPr>
-          <w:rFonts w:ascii="Arial" w:hAnsi="Arial" w:cs="Arial"/>
-          <w:color w:val="000000" w:themeColor="text1" w:themeTint="FF" w:themeShade="FF"/>
-        </w:rPr>
-        <w:t>Ingredien</w:t>
-      </w:r>
-      <w:r>
-        <w:rPr>
-          <w:rFonts w:ascii="Arial" w:hAnsi="Arial" w:cs="Arial"/>
-          <w:color w:val="000000" w:themeColor="text1" w:themeTint="FF" w:themeShade="FF"/>
-        </w:rPr>
-        <w:t>t</w:t>
-      </w:r>
-      <w:r>
-        <w:rPr>
-          <w:rFonts w:ascii="Arial" w:hAnsi="Arial" w:cs="Arial"/>
-          <w:color w:val="000000" w:themeColor="text1" w:themeTint="FF" w:themeShade="FF"/>
-        </w:rPr>
-        <w:t xml:space="preserve"> endpoints created on </w:t>
-      </w:r>
-      <w:r>
-        <w:rPr>
-          <w:rFonts w:ascii="Arial" w:hAnsi="Arial" w:cs="Arial"/>
-          <w:color w:val="000000" w:themeColor="text1" w:themeTint="FF" w:themeShade="FF"/>
-        </w:rPr>
-        <w:t>backend.</w:t>
-      </w:r>
+        <w:t>Accounts such as Supervisor and Employee can be created</w:t>
+      </w:r>
+      <w:r>
+        <w:rPr>
+          <w:rFonts w:ascii="Arial" w:hAnsi="Arial" w:cs="Arial"/>
+          <w:color w:val="000000" w:themeColor="text1" w:themeTint="FF" w:themeShade="FF"/>
+        </w:rPr>
+        <w:t xml:space="preserve"> on the </w:t>
+      </w:r>
+      <w:proofErr w:type="gramStart"/>
+      <w:r>
+        <w:rPr>
+          <w:rFonts w:ascii="Arial" w:hAnsi="Arial" w:cs="Arial"/>
+          <w:color w:val="000000" w:themeColor="text1" w:themeTint="FF" w:themeShade="FF"/>
+        </w:rPr>
+        <w:t>webapp</w:t>
+      </w:r>
+      <w:proofErr w:type="gramEnd"/>
     </w:p>
     <w:p>
       <w:pPr>
@@ -4733,6 +4696,63 @@
           <w:szCs w:val="22"/>
         </w:rPr>
       </w:pPr>
+      <w:r>
+        <w:rPr>
+          <w:rFonts w:ascii="Arial" w:hAnsi="Arial" w:cs="Arial"/>
+          <w:color w:val="000000" w:themeColor="text1" w:themeTint="FF" w:themeShade="FF"/>
+        </w:rPr>
+        <w:t>Task, Recipe</w:t>
+      </w:r>
+      <w:r>
+        <w:rPr>
+          <w:rFonts w:ascii="Arial" w:hAnsi="Arial" w:cs="Arial"/>
+          <w:color w:val="000000" w:themeColor="text1" w:themeTint="FF" w:themeShade="FF"/>
+        </w:rPr>
+        <w:t xml:space="preserve"> and </w:t>
+      </w:r>
+      <w:r>
+        <w:rPr>
+          <w:rFonts w:ascii="Arial" w:hAnsi="Arial" w:cs="Arial"/>
+          <w:color w:val="000000" w:themeColor="text1" w:themeTint="FF" w:themeShade="FF"/>
+        </w:rPr>
+        <w:t>Ingredien</w:t>
+      </w:r>
+      <w:r>
+        <w:rPr>
+          <w:rFonts w:ascii="Arial" w:hAnsi="Arial" w:cs="Arial"/>
+          <w:color w:val="000000" w:themeColor="text1" w:themeTint="FF" w:themeShade="FF"/>
+        </w:rPr>
+        <w:t>t</w:t>
+      </w:r>
+      <w:r>
+        <w:rPr>
+          <w:rFonts w:ascii="Arial" w:hAnsi="Arial" w:cs="Arial"/>
+          <w:color w:val="000000" w:themeColor="text1" w:themeTint="FF" w:themeShade="FF"/>
+        </w:rPr>
+        <w:t xml:space="preserve"> endpoints created on </w:t>
+      </w:r>
+      <w:r>
+        <w:rPr>
+          <w:rFonts w:ascii="Arial" w:hAnsi="Arial" w:cs="Arial"/>
+          <w:color w:val="000000" w:themeColor="text1" w:themeTint="FF" w:themeShade="FF"/>
+        </w:rPr>
+        <w:t>backend.</w:t>
+      </w:r>
+    </w:p>
+    <w:p>
+      <w:pPr>
+        <w:pStyle w:val="NormalWeb"/>
+        <w:numPr>
+          <w:ilvl w:val="0"/>
+          <w:numId w:val="2"/>
+        </w:numPr>
+        <w:jc w:val="both"/>
+        <w:rPr>
+          <w:color w:val="000000" w:themeColor="text1" w:themeTint="FF" w:themeShade="FF"/>
+          <w:sz w:val="22"/>
+          <w:szCs w:val="22"/>
+        </w:rPr>
+      </w:pPr>
     </w:p>
     <w:p>
       <w:pPr>
@@ -4899,6 +4919,13 @@
           <w:color w:val="000000" w:themeColor="text1" w:themeTint="FF" w:themeShade="FF"/>
         </w:rPr>
         <w:t>A working training module example</w:t>
+      </w:r>
+      <w:r>
+        <w:rPr>
+          <w:rFonts w:ascii="Arial" w:hAnsi="Arial" w:eastAsia="Arial" w:cs="Arial"/>
+          <w:color w:val="000000" w:themeColor="text1" w:themeTint="FF" w:themeShade="FF"/>
+        </w:rPr>
+        <w:t xml:space="preserve"> with full integration between frontend, backend and Unity</w:t>
       </w:r>
     </w:p>
     <w:p>
@@ -11954,7 +11981,7 @@
       </w:pPr>
       <w:r>
         <w:drawing>
-          <wp:inline wp14:editId="022EA55F" wp14:anchorId="615EA819">
+          <wp:inline wp14:editId="4B30E143" wp14:anchorId="615EA819">
             <wp:extent cx="6067424" cy="2603937"/>
             <wp:effectExtent l="0" t="0" r="0" b="0"/>
             <wp:docPr id="75132129" name="" title=""/>
@@ -11969,7 +11996,7 @@
                     <pic:cNvPicPr/>
                   </pic:nvPicPr>
                   <pic:blipFill>
-                    <a:blip r:embed="Rdff1576b3bbc40be">
+                    <a:blip r:embed="Ra11f6526ea3e4388">
                       <a:extLst xmlns:a="http://schemas.openxmlformats.org/drawingml/2006/main">
                         <a:ext xmlns:a="http://schemas.openxmlformats.org/drawingml/2006/main" uri="{28A0092B-C50C-407E-A947-70E740481C1C}">
                           <a14:useLocalDpi xmlns:a14="http://schemas.microsoft.com/office/drawing/2010/main" val="0"/>
